--- a/swh/docx/06.content.docx
+++ b/swh/docx/06.content.docx
@@ -19,7 +19,7 @@
         <w:rPr>
           <w:lang w:val="sw_KE" w:bidi="sw_KE"/>
         </w:rPr>
-        <w:t>Resource: Maelezo ya Masomo - Machapisho ya Vitabu (Tyndale)</w:t>
+        <w:t>Resource: Tyndale Open Study Notes</w:t>
       </w:r>
       <w:r>
         <w:rPr>
@@ -112,7 +112,7 @@
         <w:rPr>
           <w:lang w:val="sw_KE" w:bidi="sw_KE"/>
         </w:rPr>
-        <w:t>Maelezo ya Masomo - Machapisho ya Vitabu (Tyndale)</w:t>
+        <w:t>Tyndale Open Study Notes</w:t>
       </w:r>
     </w:p>
     <w:p>

--- a/swh/docx/06.content.docx
+++ b/swh/docx/06.content.docx
@@ -19,7 +19,7 @@
         <w:rPr>
           <w:lang w:val="sw_KE" w:bidi="sw_KE"/>
         </w:rPr>
-        <w:t>Resource: Tyndale Open Study Notes</w:t>
+        <w:t>Resource: Aquifer Open Study Notes (Book Intros)</w:t>
       </w:r>
       <w:r>
         <w:rPr>
@@ -112,7 +112,7 @@
         <w:rPr>
           <w:lang w:val="sw_KE" w:bidi="sw_KE"/>
         </w:rPr>
-        <w:t>Tyndale Open Study Notes</w:t>
+        <w:t>Aquifer Open Study Notes (Book Intros)</w:t>
       </w:r>
     </w:p>
     <w:p>

--- a/swh/docx/06.content.docx
+++ b/swh/docx/06.content.docx
@@ -311,72 +311,48 @@
         </w:rPr>
         <w:t xml:space="preserve">Nusu ya kwanza ya kitabu cha Yoshua (sura </w:t>
       </w:r>
-      <w:hyperlink r:id="rId13">
-        <w:r>
-          <w:rPr>
-            <w:lang w:val="sw_KE" w:bidi="sw_KE"/>
-          </w:rPr>
-          <w:rPr>
-            <w:color w:val="0000EE"/>
-            <w:u w:val="single"/>
-          </w:rPr>
-          <w:t>1–12</w:t>
-        </w:r>
-      </w:hyperlink>
+      <w:r>
+        <w:rPr>
+          <w:lang w:val="sw_KE" w:bidi="sw_KE"/>
+        </w:rPr>
+        <w:t>1–12</w:t>
+      </w:r>
       <w:r>
         <w:rPr>
           <w:lang w:val="sw_KE" w:bidi="sw_KE"/>
         </w:rPr>
         <w:t xml:space="preserve">) ni miongoni mwa simulizi za kusisimua zaidi katika Biblia. Katika maandalizi ya Waisraeli kuvuka Yordani, Yoshua aliwatuma vijana wawili kwenda kupeleleza Yeriko, mji ambao Waisraeli walihitaji kuushinda ili kuingia katika nchi ya vilima. Wapelelezi hao walisaidiwa na mwanamke aitwaye Rahabu, na walikubali kumwacha yeye na familia yake salama kama malipo ya msaada wake (sura </w:t>
       </w:r>
-      <w:hyperlink r:id="rId14">
-        <w:r>
-          <w:rPr>
-            <w:lang w:val="sw_KE" w:bidi="sw_KE"/>
-          </w:rPr>
-          <w:rPr>
-            <w:color w:val="0000EE"/>
-            <w:u w:val="single"/>
-          </w:rPr>
-          <w:t>2</w:t>
-        </w:r>
-      </w:hyperlink>
+      <w:r>
+        <w:rPr>
+          <w:lang w:val="sw_KE" w:bidi="sw_KE"/>
+        </w:rPr>
+        <w:t>2</w:t>
+      </w:r>
       <w:r>
         <w:rPr>
           <w:lang w:val="sw_KE" w:bidi="sw_KE"/>
         </w:rPr>
         <w:t xml:space="preserve">). Waisraeli walivuka Mto Yordani, ambao mtiririko wake ulisimamishwa kimuujiza (sura </w:t>
       </w:r>
-      <w:hyperlink r:id="rId15">
-        <w:r>
-          <w:rPr>
-            <w:lang w:val="sw_KE" w:bidi="sw_KE"/>
-          </w:rPr>
-          <w:rPr>
-            <w:color w:val="0000EE"/>
-            <w:u w:val="single"/>
-          </w:rPr>
-          <w:t>3</w:t>
-        </w:r>
-      </w:hyperlink>
+      <w:r>
+        <w:rPr>
+          <w:lang w:val="sw_KE" w:bidi="sw_KE"/>
+        </w:rPr>
+        <w:t>3</w:t>
+      </w:r>
       <w:r>
         <w:rPr>
           <w:lang w:val="sw_KE" w:bidi="sw_KE"/>
         </w:rPr>
         <w:t xml:space="preserve">). Kisha Mungu akawapa Waisraeli mji wa Yeriko kwa kusababisha kuta zake kuanguka (sura </w:t>
       </w:r>
-      <w:hyperlink r:id="rId16">
-        <w:r>
-          <w:rPr>
-            <w:lang w:val="sw_KE" w:bidi="sw_KE"/>
-          </w:rPr>
-          <w:rPr>
-            <w:color w:val="0000EE"/>
-            <w:u w:val="single"/>
-          </w:rPr>
-          <w:t>6</w:t>
-        </w:r>
-      </w:hyperlink>
+      <w:r>
+        <w:rPr>
+          <w:lang w:val="sw_KE" w:bidi="sw_KE"/>
+        </w:rPr>
+        <w:t>6</w:t>
+      </w:r>
       <w:r>
         <w:rPr>
           <w:lang w:val="sw_KE" w:bidi="sw_KE"/>
@@ -397,54 +373,36 @@
         </w:rPr>
         <w:t xml:space="preserve">Kumiliki Yeriko kulifungua njia kuelekea magharibi katika nchi ya vilima. Hata hivyo, mtu mmoja aitwaye Akani alikiuka maagizo ya Mungu, akimkasirisha Bwana, na Israeli walipata pigo kabla ya dhambi ya Akani kugunduliwa na kuhukumiwa (ch </w:t>
       </w:r>
-      <w:hyperlink r:id="rId17">
-        <w:r>
-          <w:rPr>
-            <w:lang w:val="sw_KE" w:bidi="sw_KE"/>
-          </w:rPr>
-          <w:rPr>
-            <w:color w:val="0000EE"/>
-            <w:u w:val="single"/>
-          </w:rPr>
-          <w:t>7</w:t>
-        </w:r>
-      </w:hyperlink>
+      <w:r>
+        <w:rPr>
+          <w:lang w:val="sw_KE" w:bidi="sw_KE"/>
+        </w:rPr>
+        <w:t>7</w:t>
+      </w:r>
       <w:r>
         <w:rPr>
           <w:lang w:val="sw_KE" w:bidi="sw_KE"/>
         </w:rPr>
         <w:t xml:space="preserve">). Mungu kisha alimpa Yoshua ushindi mkubwa dhidi ya muungano wa haraka wa majimbo ya kusini mwa Kanaani; Mungu hata alikubali ombi la Yoshua la jua na mwezi kusimama hadi ushindi ukamilike (ch </w:t>
       </w:r>
-      <w:hyperlink r:id="rId18">
-        <w:r>
-          <w:rPr>
-            <w:lang w:val="sw_KE" w:bidi="sw_KE"/>
-          </w:rPr>
-          <w:rPr>
-            <w:color w:val="0000EE"/>
-            <w:u w:val="single"/>
-          </w:rPr>
-          <w:t>10</w:t>
-        </w:r>
-      </w:hyperlink>
+      <w:r>
+        <w:rPr>
+          <w:lang w:val="sw_KE" w:bidi="sw_KE"/>
+        </w:rPr>
+        <w:t>10</w:t>
+      </w:r>
       <w:r>
         <w:rPr>
           <w:lang w:val="sw_KE" w:bidi="sw_KE"/>
         </w:rPr>
         <w:t xml:space="preserve">). Yoshua kisha alielekea kaskazini, ambapo alipata ushindi wa uamuzi sawa dhidi ya muungano wa kaskazini wa miji midogo-midogo (ch </w:t>
       </w:r>
-      <w:hyperlink r:id="rId19">
-        <w:r>
-          <w:rPr>
-            <w:lang w:val="sw_KE" w:bidi="sw_KE"/>
-          </w:rPr>
-          <w:rPr>
-            <w:color w:val="0000EE"/>
-            <w:u w:val="single"/>
-          </w:rPr>
-          <w:t>11</w:t>
-        </w:r>
-      </w:hyperlink>
+      <w:r>
+        <w:rPr>
+          <w:lang w:val="sw_KE" w:bidi="sw_KE"/>
+        </w:rPr>
+        <w:t>11</w:t>
+      </w:r>
       <w:r>
         <w:rPr>
           <w:lang w:val="sw_KE" w:bidi="sw_KE"/>
@@ -465,162 +423,108 @@
         </w:rPr>
         <w:t xml:space="preserve">Nusu ya pili ya kitabu cha Yoshua (sura </w:t>
       </w:r>
-      <w:hyperlink r:id="rId20">
-        <w:r>
-          <w:rPr>
-            <w:lang w:val="sw_KE" w:bidi="sw_KE"/>
-          </w:rPr>
-          <w:rPr>
-            <w:color w:val="0000EE"/>
-            <w:u w:val="single"/>
-          </w:rPr>
-          <w:t>13–24</w:t>
-        </w:r>
-      </w:hyperlink>
+      <w:r>
+        <w:rPr>
+          <w:lang w:val="sw_KE" w:bidi="sw_KE"/>
+        </w:rPr>
+        <w:t>13–24</w:t>
+      </w:r>
       <w:r>
         <w:rPr>
           <w:lang w:val="sw_KE" w:bidi="sw_KE"/>
         </w:rPr>
         <w:t xml:space="preserve">) inasisimua hadithi kuhusu ugawaji wa ardhi ya Israeli, ikijumuisha maelezo ya kina ya maeneo yaliyotolewa kwa Yuda, Benyamini, na Yosefu (sura </w:t>
       </w:r>
-      <w:hyperlink r:id="rId21">
-        <w:r>
-          <w:rPr>
-            <w:lang w:val="sw_KE" w:bidi="sw_KE"/>
-          </w:rPr>
-          <w:rPr>
-            <w:color w:val="0000EE"/>
-            <w:u w:val="single"/>
-          </w:rPr>
-          <w:t>15–19</w:t>
-        </w:r>
-      </w:hyperlink>
+      <w:r>
+        <w:rPr>
+          <w:lang w:val="sw_KE" w:bidi="sw_KE"/>
+        </w:rPr>
+        <w:t>15–19</w:t>
+      </w:r>
       <w:r>
         <w:rPr>
           <w:lang w:val="sw_KE" w:bidi="sw_KE"/>
         </w:rPr>
         <w:t xml:space="preserve">); makabila haya yakawa makabila ya kati ya Israeli. Urithi wa Kalebu na Yoshua unaanza na kumaliza sehemu hii ya mgao wa maeneo (sura </w:t>
       </w:r>
-      <w:hyperlink r:id="rId22">
-        <w:r>
-          <w:rPr>
-            <w:lang w:val="sw_KE" w:bidi="sw_KE"/>
-          </w:rPr>
-          <w:rPr>
-            <w:color w:val="0000EE"/>
-            <w:u w:val="single"/>
-          </w:rPr>
-          <w:t>15</w:t>
-        </w:r>
-      </w:hyperlink>
+      <w:r>
+        <w:rPr>
+          <w:lang w:val="sw_KE" w:bidi="sw_KE"/>
+        </w:rPr>
+        <w:t>15</w:t>
+      </w:r>
       <w:r>
         <w:rPr>
           <w:lang w:val="sw_KE" w:bidi="sw_KE"/>
         </w:rPr>
         <w:t xml:space="preserve"> na </w:t>
       </w:r>
-      <w:hyperlink r:id="rId23">
-        <w:r>
-          <w:rPr>
-            <w:lang w:val="sw_KE" w:bidi="sw_KE"/>
-          </w:rPr>
-          <w:rPr>
-            <w:color w:val="0000EE"/>
-            <w:u w:val="single"/>
-          </w:rPr>
-          <w:t>19</w:t>
-        </w:r>
-      </w:hyperlink>
+      <w:r>
+        <w:rPr>
+          <w:lang w:val="sw_KE" w:bidi="sw_KE"/>
+        </w:rPr>
+        <w:t>19</w:t>
+      </w:r>
       <w:r>
         <w:rPr>
           <w:lang w:val="sw_KE" w:bidi="sw_KE"/>
         </w:rPr>
         <w:t xml:space="preserve">). Uteuzi wa miji sita ya kimbilio (sura </w:t>
       </w:r>
-      <w:hyperlink r:id="rId24">
-        <w:r>
-          <w:rPr>
-            <w:lang w:val="sw_KE" w:bidi="sw_KE"/>
-          </w:rPr>
-          <w:rPr>
-            <w:color w:val="0000EE"/>
-            <w:u w:val="single"/>
-          </w:rPr>
-          <w:t>20</w:t>
-        </w:r>
-      </w:hyperlink>
+      <w:r>
+        <w:rPr>
+          <w:lang w:val="sw_KE" w:bidi="sw_KE"/>
+        </w:rPr>
+        <w:t>20</w:t>
+      </w:r>
       <w:r>
         <w:rPr>
           <w:lang w:val="sw_KE" w:bidi="sw_KE"/>
         </w:rPr>
         <w:t xml:space="preserve">) na ugawaji wa miji kwa Walawi ndani ya kila eneo la kikabila (sura </w:t>
       </w:r>
-      <w:hyperlink r:id="rId25">
-        <w:r>
-          <w:rPr>
-            <w:lang w:val="sw_KE" w:bidi="sw_KE"/>
-          </w:rPr>
-          <w:rPr>
-            <w:color w:val="0000EE"/>
-            <w:u w:val="single"/>
-          </w:rPr>
-          <w:t>21</w:t>
-        </w:r>
-      </w:hyperlink>
+      <w:r>
+        <w:rPr>
+          <w:lang w:val="sw_KE" w:bidi="sw_KE"/>
+        </w:rPr>
+        <w:t>21</w:t>
+      </w:r>
       <w:r>
         <w:rPr>
           <w:lang w:val="sw_KE" w:bidi="sw_KE"/>
         </w:rPr>
         <w:t xml:space="preserve">) unakamilisha mchakato wa kugawa ardhi kwa makabila. Makabila mawili na nusu (2½) yaliyopatiwa ardhi upande wa mashariki wa Mto Yordani yaliruhusiwa kurudi nyumbani, lakini ilibidi waondoe kutoelewana na makabila ya magharibi kuhusu ujenzi wa kumbukumbu (sura </w:t>
       </w:r>
-      <w:hyperlink r:id="rId26">
-        <w:r>
-          <w:rPr>
-            <w:lang w:val="sw_KE" w:bidi="sw_KE"/>
-          </w:rPr>
-          <w:rPr>
-            <w:color w:val="0000EE"/>
-            <w:u w:val="single"/>
-          </w:rPr>
-          <w:t>22</w:t>
-        </w:r>
-      </w:hyperlink>
+      <w:r>
+        <w:rPr>
+          <w:lang w:val="sw_KE" w:bidi="sw_KE"/>
+        </w:rPr>
+        <w:t>22</w:t>
+      </w:r>
       <w:r>
         <w:rPr>
           <w:lang w:val="sw_KE" w:bidi="sw_KE"/>
         </w:rPr>
         <w:t xml:space="preserve">). Kitabu kinahitimishwa na hutuba ya Yoshua (sura </w:t>
       </w:r>
-      <w:hyperlink r:id="rId27">
-        <w:r>
-          <w:rPr>
-            <w:lang w:val="sw_KE" w:bidi="sw_KE"/>
-          </w:rPr>
-          <w:rPr>
-            <w:color w:val="0000EE"/>
-            <w:u w:val="single"/>
-          </w:rPr>
-          <w:t>23</w:t>
-        </w:r>
-      </w:hyperlink>
+      <w:r>
+        <w:rPr>
+          <w:lang w:val="sw_KE" w:bidi="sw_KE"/>
+        </w:rPr>
+        <w:t>23</w:t>
+      </w:r>
       <w:r>
         <w:rPr>
           <w:lang w:val="sw_KE" w:bidi="sw_KE"/>
         </w:rPr>
         <w:t xml:space="preserve">), kuwakusanya watu kwa ajili ya kuwambia wafanye upya agano lao na Mungu, na mazishi matatu maarufu (sura </w:t>
       </w:r>
-      <w:hyperlink r:id="rId28">
-        <w:r>
-          <w:rPr>
-            <w:lang w:val="sw_KE" w:bidi="sw_KE"/>
-          </w:rPr>
-          <w:rPr>
-            <w:color w:val="0000EE"/>
-            <w:u w:val="single"/>
-          </w:rPr>
-          <w:t>24</w:t>
-        </w:r>
-      </w:hyperlink>
+      <w:r>
+        <w:rPr>
+          <w:lang w:val="sw_KE" w:bidi="sw_KE"/>
+        </w:rPr>
+        <w:t>24</w:t>
+      </w:r>
       <w:r>
         <w:rPr>
           <w:lang w:val="sw_KE" w:bidi="sw_KE"/>
@@ -732,18 +636,12 @@
         </w:rPr>
         <w:t xml:space="preserve">Kitabu cha Yoshua kinatoa muhtasari wa kuingia kwa Israeli katika Kanaani. Kitabu cha Yoshua hakielezi wala kupendekeza kwamba Israeli iliangamiza Wakanaani wote na miji yao. Wakanaani wengi walibaki, kama kitabu kinachofuata cha Waamuzi kinavyoonyesha wazi. Historia ya vizazi vingi ya Israeli iliyorekodiwa katika Waamuzi inaonyesha kwamba Israeli polepole ilizidi kuwa na nguvu na kuwachukua Wakanaani. Kufikia wakati wa Mfalme Daudi, watu wengi wa nchi walijiona kama Waisraeli, ingawa baadhi ya makundi tofauti bado yalibaki (mfano, </w:t>
       </w:r>
-      <w:hyperlink r:id="rId29">
-        <w:r>
-          <w:rPr>
-            <w:lang w:val="sw_KE" w:bidi="sw_KE"/>
-          </w:rPr>
-          <w:rPr>
-            <w:color w:val="0000EE"/>
-            <w:u w:val="single"/>
-          </w:rPr>
-          <w:t>2 Sam 5:6–8</w:t>
-        </w:r>
-      </w:hyperlink>
+      <w:r>
+        <w:rPr>
+          <w:lang w:val="sw_KE" w:bidi="sw_KE"/>
+        </w:rPr>
+        <w:t>2 Sam 5:6–8</w:t>
+      </w:r>
       <w:r>
         <w:rPr>
           <w:lang w:val="sw_KE" w:bidi="sw_KE"/>
